--- a/HojadeTrabajo0803/Pruebas.docx
+++ b/HojadeTrabajo0803/Pruebas.docx
@@ -41,6 +41,130 @@
         </w:drawing>
       </w:r>
     </w:p>
+    <w:p/>
+    <w:p>
+      <w:r>
+        <w:rPr>
+          <w:noProof/>
+        </w:rPr>
+        <w:lastRenderedPageBreak/>
+        <w:drawing>
+          <wp:inline distT="0" distB="0" distL="0" distR="0" wp14:anchorId="62341656" wp14:editId="6B883CD0">
+            <wp:extent cx="5612130" cy="7482840"/>
+            <wp:effectExtent l="0" t="0" r="7620" b="3810"/>
+            <wp:docPr id="646432291" name="Imagen 2"/>
+            <wp:cNvGraphicFramePr>
+              <a:graphicFrameLocks xmlns:a="http://schemas.openxmlformats.org/drawingml/2006/main" noChangeAspect="1"/>
+            </wp:cNvGraphicFramePr>
+            <a:graphic xmlns:a="http://schemas.openxmlformats.org/drawingml/2006/main">
+              <a:graphicData uri="http://schemas.openxmlformats.org/drawingml/2006/picture">
+                <pic:pic xmlns:pic="http://schemas.openxmlformats.org/drawingml/2006/picture">
+                  <pic:nvPicPr>
+                    <pic:cNvPr id="646432291" name="Imagen 646432291"/>
+                    <pic:cNvPicPr/>
+                  </pic:nvPicPr>
+                  <pic:blipFill>
+                    <a:blip r:embed="rId5">
+                      <a:extLst>
+                        <a:ext uri="{28A0092B-C50C-407E-A947-70E740481C1C}">
+                          <a14:useLocalDpi xmlns:a14="http://schemas.microsoft.com/office/drawing/2010/main" val="0"/>
+                        </a:ext>
+                      </a:extLst>
+                    </a:blip>
+                    <a:stretch>
+                      <a:fillRect/>
+                    </a:stretch>
+                  </pic:blipFill>
+                  <pic:spPr>
+                    <a:xfrm>
+                      <a:off x="0" y="0"/>
+                      <a:ext cx="5612130" cy="7482840"/>
+                    </a:xfrm>
+                    <a:prstGeom prst="rect">
+                      <a:avLst/>
+                    </a:prstGeom>
+                  </pic:spPr>
+                </pic:pic>
+              </a:graphicData>
+            </a:graphic>
+          </wp:inline>
+        </w:drawing>
+      </w:r>
+    </w:p>
+    <w:p>
+      <w:r>
+        <w:rPr>
+          <w:noProof/>
+        </w:rPr>
+        <mc:AlternateContent>
+          <mc:Choice Requires="wps">
+            <w:drawing>
+              <wp:inline distT="0" distB="0" distL="0" distR="0" wp14:anchorId="26924F6D" wp14:editId="780F8737">
+                <wp:extent cx="304800" cy="304800"/>
+                <wp:effectExtent l="0" t="0" r="0" b="0"/>
+                <wp:docPr id="2101811625" name="Rectángulo 1"/>
+                <wp:cNvGraphicFramePr>
+                  <a:graphicFrameLocks xmlns:a="http://schemas.openxmlformats.org/drawingml/2006/main" noChangeAspect="1"/>
+                </wp:cNvGraphicFramePr>
+                <a:graphic xmlns:a="http://schemas.openxmlformats.org/drawingml/2006/main">
+                  <a:graphicData uri="http://schemas.microsoft.com/office/word/2010/wordprocessingShape">
+                    <wps:wsp>
+                      <wps:cNvSpPr>
+                        <a:spLocks noChangeAspect="1" noChangeArrowheads="1"/>
+                      </wps:cNvSpPr>
+                      <wps:spPr bwMode="auto">
+                        <a:xfrm>
+                          <a:off x="0" y="0"/>
+                          <a:ext cx="304800" cy="304800"/>
+                        </a:xfrm>
+                        <a:prstGeom prst="rect">
+                          <a:avLst/>
+                        </a:prstGeom>
+                        <a:noFill/>
+                        <a:ln>
+                          <a:noFill/>
+                        </a:ln>
+                        <a:extLst>
+                          <a:ext uri="{909E8E84-426E-40DD-AFC4-6F175D3DCCD1}">
+                            <a14:hiddenFill xmlns:a14="http://schemas.microsoft.com/office/drawing/2010/main">
+                              <a:solidFill>
+                                <a:srgbClr val="FFFFFF"/>
+                              </a:solidFill>
+                            </a14:hiddenFill>
+                          </a:ext>
+                          <a:ext uri="{91240B29-F687-4F45-9708-019B960494DF}">
+                            <a14:hiddenLine xmlns:a14="http://schemas.microsoft.com/office/drawing/2010/main" w="9525">
+                              <a:solidFill>
+                                <a:srgbClr val="000000"/>
+                              </a:solidFill>
+                              <a:miter lim="800000"/>
+                              <a:headEnd/>
+                              <a:tailEnd/>
+                            </a14:hiddenLine>
+                          </a:ext>
+                        </a:extLst>
+                      </wps:spPr>
+                      <wps:bodyPr rot="0" vert="horz" wrap="square" lIns="91440" tIns="45720" rIns="91440" bIns="45720" anchor="t" anchorCtr="0" upright="1">
+                        <a:noAutofit/>
+                      </wps:bodyPr>
+                    </wps:wsp>
+                  </a:graphicData>
+                </a:graphic>
+              </wp:inline>
+            </w:drawing>
+          </mc:Choice>
+          <mc:Fallback>
+            <w:pict>
+              <v:rect w14:anchorId="731411C7" id="Rectángulo 1" o:spid="_x0000_s1026" style="width:24pt;height:24pt;visibility:visible;mso-wrap-style:square;mso-left-percent:-10001;mso-top-percent:-10001;mso-position-horizontal:absolute;mso-position-horizontal-relative:char;mso-position-vertical:absolute;mso-position-vertical-relative:line;mso-left-percent:-10001;mso-top-percent:-10001;v-text-anchor:top" o:gfxdata="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" filled="f" stroked="f">
+                <o:lock v:ext="edit" aspectratio="t"/>
+                <w10:anchorlock/>
+              </v:rect>
+            </w:pict>
+          </mc:Fallback>
+        </mc:AlternateContent>
+      </w:r>
+    </w:p>
+    <w:p/>
     <w:sectPr>
       <w:pgSz w:w="12240" w:h="15840"/>
       <w:pgMar w:top="1417" w:right="1701" w:bottom="1417" w:left="1701" w:header="708" w:footer="708" w:gutter="0"/>

--- a/HojadeTrabajo0803/Pruebas.docx
+++ b/HojadeTrabajo0803/Pruebas.docx
@@ -4,6 +4,9 @@
   <w:body>
     <w:p>
       <w:r>
+        <w:rPr>
+          <w:noProof/>
+        </w:rPr>
         <w:drawing>
           <wp:inline distT="0" distB="0" distL="0" distR="0" wp14:anchorId="0A7C02D3" wp14:editId="2422C9EA">
             <wp:extent cx="5612130" cy="6427470"/>
@@ -20,7 +23,7 @@
                     <pic:cNvPicPr/>
                   </pic:nvPicPr>
                   <pic:blipFill>
-                    <a:blip r:embed="rId4"/>
+                    <a:blip r:embed="rId5"/>
                     <a:stretch>
                       <a:fillRect/>
                     </a:stretch>
@@ -64,7 +67,7 @@
                     <pic:cNvPicPr/>
                   </pic:nvPicPr>
                   <pic:blipFill>
-                    <a:blip r:embed="rId5">
+                    <a:blip r:embed="rId6">
                       <a:extLst>
                         <a:ext uri="{28A0092B-C50C-407E-A947-70E740481C1C}">
                           <a14:useLocalDpi xmlns:a14="http://schemas.microsoft.com/office/drawing/2010/main" val="0"/>
@@ -92,10 +95,30 @@
       </w:r>
     </w:p>
     <w:p>
-      <w:r>
+      <w:pPr>
+        <w:ind w:left="720"/>
+      </w:pPr>
+    </w:p>
+    <w:p>
+      <w:pPr>
+        <w:ind w:left="720"/>
+      </w:pPr>
+    </w:p>
+    <w:p>
+      <w:pPr>
+        <w:ind w:left="720"/>
         <w:rPr>
+          <w:b/>
+          <w:bCs/>
+        </w:rPr>
+      </w:pPr>
+      <w:r>
+        <w:rPr>
+          <w:b/>
+          <w:bCs/>
           <w:noProof/>
         </w:rPr>
+        <w:lastRenderedPageBreak/>
         <mc:AlternateContent>
           <mc:Choice Requires="wps">
             <w:drawing>
@@ -163,6 +186,217 @@
           </mc:Fallback>
         </mc:AlternateContent>
       </w:r>
+      <w:r>
+        <w:rPr>
+          <w:b/>
+          <w:bCs/>
+        </w:rPr>
+        <w:t>¿Qué función cumple el puntero actual?</w:t>
+      </w:r>
+    </w:p>
+    <w:p>
+      <w:pPr>
+        <w:ind w:left="720"/>
+      </w:pPr>
+      <w:r>
+        <w:t>El puntero actual funciona como un puntero auxiliar de recorrido.</w:t>
+      </w:r>
+      <w:r>
+        <w:t xml:space="preserve"> </w:t>
+      </w:r>
+    </w:p>
+    <w:p>
+      <w:pPr>
+        <w:ind w:left="720"/>
+      </w:pPr>
+      <w:r>
+        <w:t>Sirve para:</w:t>
+      </w:r>
+      <w:r>
+        <w:t xml:space="preserve">  </w:t>
+      </w:r>
+      <w:r>
+        <w:t>recorrer la lista desde head</w:t>
+      </w:r>
+    </w:p>
+    <w:p>
+      <w:pPr>
+        <w:ind w:left="720"/>
+      </w:pPr>
+      <w:r>
+        <w:t>encontrar el último nodo al insertar uno nuevo</w:t>
+      </w:r>
+      <w:r>
+        <w:t xml:space="preserve"> </w:t>
+      </w:r>
+      <w:r>
+        <w:t>volver a recorrer la lista para imprimir los valores</w:t>
+      </w:r>
+      <w:r>
+        <w:t xml:space="preserve"> </w:t>
+      </w:r>
+      <w:r>
+        <w:t>recorrer otra vez para calcular cantidad, suma y promedio</w:t>
+      </w:r>
+      <w:r>
+        <w:t xml:space="preserve"> </w:t>
+      </w:r>
+      <w:r>
+        <w:t>actual no guarda permanentemente la lista; solo se usa para moverse entre nodos sin perder la referencia al inicio, que está en head.</w:t>
+      </w:r>
+    </w:p>
+    <w:p>
+      <w:pPr>
+        <w:ind w:left="720"/>
+        <w:rPr>
+          <w:b/>
+          <w:bCs/>
+        </w:rPr>
+      </w:pPr>
+      <w:r>
+        <w:rPr>
+          <w:b/>
+          <w:bCs/>
+        </w:rPr>
+        <w:t>¿Qué ocurriría si se elimina la línea que asigna nuevo-&gt;siguiente = NULL?</w:t>
+      </w:r>
+    </w:p>
+    <w:p>
+      <w:pPr>
+        <w:ind w:left="720"/>
+      </w:pPr>
+      <w:r>
+        <w:t>Esa línea es importante porque inicializa el puntero del nuevo nodo para indicar que todavía no apunta a ningún otro nodo.</w:t>
+      </w:r>
+    </w:p>
+    <w:p>
+      <w:pPr>
+        <w:ind w:left="720"/>
+      </w:pPr>
+      <w:r>
+        <w:t>Si se elimina:</w:t>
+      </w:r>
+    </w:p>
+    <w:p>
+      <w:pPr>
+        <w:ind w:left="720"/>
+      </w:pPr>
+      <w:r>
+        <w:t>nuevo-&gt;siguiente quedaría con un valor basura o indefinido</w:t>
+      </w:r>
+      <w:r>
+        <w:t xml:space="preserve"> </w:t>
+      </w:r>
+      <w:r>
+        <w:t>al recorrer la lista, el programa podría seguir una dirección inválida</w:t>
+      </w:r>
+      <w:r>
+        <w:t xml:space="preserve"> </w:t>
+      </w:r>
+      <w:r>
+        <w:t>eso puede provocar errores, comportamiento inesperado o incluso que el programa se cierre</w:t>
+      </w:r>
+      <w:r>
+        <w:t xml:space="preserve"> </w:t>
+      </w:r>
+    </w:p>
+    <w:p>
+      <w:pPr>
+        <w:ind w:left="720"/>
+      </w:pPr>
+      <w:r>
+        <w:t>En una lista enlazada, el último nodo debe terminar con NULL para marcar el final.</w:t>
+      </w:r>
+    </w:p>
+    <w:p>
+      <w:pPr>
+        <w:ind w:left="720"/>
+        <w:rPr>
+          <w:b/>
+          <w:bCs/>
+        </w:rPr>
+      </w:pPr>
+      <w:r>
+        <w:rPr>
+          <w:b/>
+          <w:bCs/>
+        </w:rPr>
+        <w:t>Explique cómo se conectan los nodos dentro de la lista.</w:t>
+      </w:r>
+    </w:p>
+    <w:p>
+      <w:pPr>
+        <w:tabs>
+          <w:tab w:val="center" w:pos="4419"/>
+        </w:tabs>
+      </w:pPr>
+      <w:r>
+        <w:t>Cada nodo tiene dos partes:</w:t>
+      </w:r>
+      <w:r>
+        <w:tab/>
+        <w:t xml:space="preserve"> </w:t>
+      </w:r>
+      <w:r>
+        <w:br/>
+      </w:r>
+      <w:r>
+        <w:t>dato, donde se guarda el número siguiente, que guarda la dirección del próximo nodo</w:t>
+      </w:r>
+    </w:p>
+    <w:p>
+      <w:r>
+        <w:t>La conexión ocurre así:</w:t>
+      </w:r>
+    </w:p>
+    <w:p>
+      <w:r>
+        <w:t>C</w:t>
+      </w:r>
+      <w:r>
+        <w:t>uando se crea el primer nodo, head apunta a él cuando se crea otro nodo, se recorre la lista hasta el último</w:t>
+      </w:r>
+      <w:r>
+        <w:t xml:space="preserve"> </w:t>
+      </w:r>
+      <w:r>
+        <w:br/>
+      </w:r>
+      <w:r>
+        <w:t>luego se hace:</w:t>
+      </w:r>
+    </w:p>
+    <w:p>
+      <w:r>
+        <w:t>actual-&gt;siguiente = nuevo;</w:t>
+      </w:r>
+      <w:r>
+        <w:t xml:space="preserve"> </w:t>
+      </w:r>
+    </w:p>
+    <w:p>
+      <w:r>
+        <w:t>con eso, el último nodo pasa a apuntar al nuevo nodo el nuevo nodo queda al final con:</w:t>
+      </w:r>
+      <w:r>
+        <w:t xml:space="preserve">   </w:t>
+      </w:r>
+      <w:r>
+        <w:t>nuevo-&gt;siguiente = NULL;</w:t>
+      </w:r>
+    </w:p>
+    <w:p>
+      <w:r>
+        <w:t>Así se forma la cadena:</w:t>
+      </w:r>
+      <w:r>
+        <w:t xml:space="preserve">   </w:t>
+      </w:r>
+    </w:p>
+    <w:p>
+      <w:r>
+        <w:t>head -&gt; nodo1 -&gt; nodo2 -&gt; nodo3 -&gt; NULL</w:t>
+      </w:r>
     </w:p>
     <w:p/>
     <w:sectPr>
@@ -173,6 +407,243 @@
     </w:sectPr>
   </w:body>
 </w:document>
+</file>
+
+<file path=word/numbering.xml><?xml version="1.0" encoding="utf-8"?>
+<w:numbering xmlns:wpc="http://schemas.microsoft.com/office/word/2010/wordprocessingCanvas" xmlns:cx="http://schemas.microsoft.com/office/drawing/2014/chartex" xmlns:cx1="http://schemas.microsoft.com/office/drawing/2015/9/8/chartex" xmlns:cx2="http://schemas.microsoft.com/office/drawing/2015/10/21/chartex" xmlns:cx3="http://schemas.microsoft.com/office/drawing/2016/5/9/chartex" xmlns:cx4="http://schemas.microsoft.com/office/drawing/2016/5/10/chartex" xmlns:cx5="http://schemas.microsoft.com/office/drawing/2016/5/11/chartex" xmlns:cx6="http://schemas.microsoft.com/office/drawing/2016/5/12/chartex" xmlns:cx7="http://schemas.microsoft.com/office/drawing/2016/5/13/chartex" xmlns:cx8="http://schemas.microsoft.com/office/drawing/2016/5/14/chartex" xmlns:mc="http://schemas.openxmlformats.org/markup-compatibility/2006" xmlns:aink="http://schemas.microsoft.com/office/drawing/2016/ink" xmlns:am3d="http://schemas.microsoft.com/office/drawing/2017/model3d" xmlns:o="urn:schemas-microsoft-com:office:office" xmlns:oel="http://schemas.microsoft.com/office/2019/extlst" xmlns:r="http://schemas.openxmlformats.org/officeDocument/2006/relationships" xmlns:m="http://schemas.openxmlformats.org/officeDocument/2006/math" xmlns:v="urn:schemas-microsoft-com:vml" xmlns:wp14="http://schemas.microsoft.com/office/word/2010/wordprocessingDrawing" xmlns:wp="http://schemas.openxmlformats.org/drawingml/2006/wordprocessingDrawing" xmlns:w10="urn:schemas-microsoft-com:office:word" xmlns:w="http://schemas.openxmlformats.org/wordprocessingml/2006/main" xmlns:w14="http://schemas.microsoft.com/office/word/2010/wordml" xmlns:w15="http://schemas.microsoft.com/office/word/2012/wordml" xmlns:w16cex="http://schemas.microsoft.com/office/word/2018/wordml/cex" xmlns:w16cid="http://schemas.microsoft.com/office/word/2016/wordml/cid" xmlns:w16="http://schemas.microsoft.com/office/word/2018/wordml" xmlns:w16du="http://schemas.microsoft.com/office/word/2023/wordml/word16du" xmlns:w16sdtdh="http://schemas.microsoft.com/office/word/2020/wordml/sdtdatahash" xmlns:w16sdtfl="http://schemas.microsoft.com/office/word/2024/wordml/sdtformatlock" xmlns:w16se="http://schemas.microsoft.com/office/word/2015/wordml/symex" xmlns:wpg="http://schemas.microsoft.com/office/word/2010/wordprocessingGroup" xmlns:wpi="http://schemas.microsoft.com/office/word/2010/wordprocessingInk" xmlns:wne="http://schemas.microsoft.com/office/word/2006/wordml" xmlns:wps="http://schemas.microsoft.com/office/word/2010/wordprocessingShape" mc:Ignorable="w14 w15 w16se w16cid w16 w16cex w16sdtdh w16sdtfl w16du wp14">
+  <w:abstractNum w:abstractNumId="0" w15:restartNumberingAfterBreak="0">
+    <w:nsid w:val="053D13B8"/>
+    <w:multiLevelType w:val="multilevel"/>
+    <w:tmpl w:val="7F34785E"/>
+    <w:lvl w:ilvl="0">
+      <w:start w:val="1"/>
+      <w:numFmt w:val="decimal"/>
+      <w:lvlText w:val="%1."/>
+      <w:lvlJc w:val="left"/>
+      <w:pPr>
+        <w:tabs>
+          <w:tab w:val="num" w:pos="720"/>
+        </w:tabs>
+        <w:ind w:left="720" w:hanging="360"/>
+      </w:pPr>
+    </w:lvl>
+    <w:lvl w:ilvl="1" w:tentative="1">
+      <w:start w:val="1"/>
+      <w:numFmt w:val="decimal"/>
+      <w:lvlText w:val="%2."/>
+      <w:lvlJc w:val="left"/>
+      <w:pPr>
+        <w:tabs>
+          <w:tab w:val="num" w:pos="1440"/>
+        </w:tabs>
+        <w:ind w:left="1440" w:hanging="360"/>
+      </w:pPr>
+    </w:lvl>
+    <w:lvl w:ilvl="2" w:tentative="1">
+      <w:start w:val="1"/>
+      <w:numFmt w:val="decimal"/>
+      <w:lvlText w:val="%3."/>
+      <w:lvlJc w:val="left"/>
+      <w:pPr>
+        <w:tabs>
+          <w:tab w:val="num" w:pos="2160"/>
+        </w:tabs>
+        <w:ind w:left="2160" w:hanging="360"/>
+      </w:pPr>
+    </w:lvl>
+    <w:lvl w:ilvl="3" w:tentative="1">
+      <w:start w:val="1"/>
+      <w:numFmt w:val="decimal"/>
+      <w:lvlText w:val="%4."/>
+      <w:lvlJc w:val="left"/>
+      <w:pPr>
+        <w:tabs>
+          <w:tab w:val="num" w:pos="2880"/>
+        </w:tabs>
+        <w:ind w:left="2880" w:hanging="360"/>
+      </w:pPr>
+    </w:lvl>
+    <w:lvl w:ilvl="4" w:tentative="1">
+      <w:start w:val="1"/>
+      <w:numFmt w:val="decimal"/>
+      <w:lvlText w:val="%5."/>
+      <w:lvlJc w:val="left"/>
+      <w:pPr>
+        <w:tabs>
+          <w:tab w:val="num" w:pos="3600"/>
+        </w:tabs>
+        <w:ind w:left="3600" w:hanging="360"/>
+      </w:pPr>
+    </w:lvl>
+    <w:lvl w:ilvl="5" w:tentative="1">
+      <w:start w:val="1"/>
+      <w:numFmt w:val="decimal"/>
+      <w:lvlText w:val="%6."/>
+      <w:lvlJc w:val="left"/>
+      <w:pPr>
+        <w:tabs>
+          <w:tab w:val="num" w:pos="4320"/>
+        </w:tabs>
+        <w:ind w:left="4320" w:hanging="360"/>
+      </w:pPr>
+    </w:lvl>
+    <w:lvl w:ilvl="6" w:tentative="1">
+      <w:start w:val="1"/>
+      <w:numFmt w:val="decimal"/>
+      <w:lvlText w:val="%7."/>
+      <w:lvlJc w:val="left"/>
+      <w:pPr>
+        <w:tabs>
+          <w:tab w:val="num" w:pos="5040"/>
+        </w:tabs>
+        <w:ind w:left="5040" w:hanging="360"/>
+      </w:pPr>
+    </w:lvl>
+    <w:lvl w:ilvl="7" w:tentative="1">
+      <w:start w:val="1"/>
+      <w:numFmt w:val="decimal"/>
+      <w:lvlText w:val="%8."/>
+      <w:lvlJc w:val="left"/>
+      <w:pPr>
+        <w:tabs>
+          <w:tab w:val="num" w:pos="5760"/>
+        </w:tabs>
+        <w:ind w:left="5760" w:hanging="360"/>
+      </w:pPr>
+    </w:lvl>
+    <w:lvl w:ilvl="8" w:tentative="1">
+      <w:start w:val="1"/>
+      <w:numFmt w:val="decimal"/>
+      <w:lvlText w:val="%9."/>
+      <w:lvlJc w:val="left"/>
+      <w:pPr>
+        <w:tabs>
+          <w:tab w:val="num" w:pos="6480"/>
+        </w:tabs>
+        <w:ind w:left="6480" w:hanging="360"/>
+      </w:pPr>
+    </w:lvl>
+  </w:abstractNum>
+  <w:abstractNum w:abstractNumId="1" w15:restartNumberingAfterBreak="0">
+    <w:nsid w:val="7AC0635F"/>
+    <w:multiLevelType w:val="multilevel"/>
+    <w:tmpl w:val="F7700AC8"/>
+    <w:lvl w:ilvl="0">
+      <w:start w:val="1"/>
+      <w:numFmt w:val="decimal"/>
+      <w:lvlText w:val="%1."/>
+      <w:lvlJc w:val="left"/>
+      <w:pPr>
+        <w:tabs>
+          <w:tab w:val="num" w:pos="720"/>
+        </w:tabs>
+        <w:ind w:left="720" w:hanging="360"/>
+      </w:pPr>
+    </w:lvl>
+    <w:lvl w:ilvl="1" w:tentative="1">
+      <w:start w:val="1"/>
+      <w:numFmt w:val="decimal"/>
+      <w:lvlText w:val="%2."/>
+      <w:lvlJc w:val="left"/>
+      <w:pPr>
+        <w:tabs>
+          <w:tab w:val="num" w:pos="1440"/>
+        </w:tabs>
+        <w:ind w:left="1440" w:hanging="360"/>
+      </w:pPr>
+    </w:lvl>
+    <w:lvl w:ilvl="2" w:tentative="1">
+      <w:start w:val="1"/>
+      <w:numFmt w:val="decimal"/>
+      <w:lvlText w:val="%3."/>
+      <w:lvlJc w:val="left"/>
+      <w:pPr>
+        <w:tabs>
+          <w:tab w:val="num" w:pos="2160"/>
+        </w:tabs>
+        <w:ind w:left="2160" w:hanging="360"/>
+      </w:pPr>
+    </w:lvl>
+    <w:lvl w:ilvl="3" w:tentative="1">
+      <w:start w:val="1"/>
+      <w:numFmt w:val="decimal"/>
+      <w:lvlText w:val="%4."/>
+      <w:lvlJc w:val="left"/>
+      <w:pPr>
+        <w:tabs>
+          <w:tab w:val="num" w:pos="2880"/>
+        </w:tabs>
+        <w:ind w:left="2880" w:hanging="360"/>
+      </w:pPr>
+    </w:lvl>
+    <w:lvl w:ilvl="4" w:tentative="1">
+      <w:start w:val="1"/>
+      <w:numFmt w:val="decimal"/>
+      <w:lvlText w:val="%5."/>
+      <w:lvlJc w:val="left"/>
+      <w:pPr>
+        <w:tabs>
+          <w:tab w:val="num" w:pos="3600"/>
+        </w:tabs>
+        <w:ind w:left="3600" w:hanging="360"/>
+      </w:pPr>
+    </w:lvl>
+    <w:lvl w:ilvl="5" w:tentative="1">
+      <w:start w:val="1"/>
+      <w:numFmt w:val="decimal"/>
+      <w:lvlText w:val="%6."/>
+      <w:lvlJc w:val="left"/>
+      <w:pPr>
+        <w:tabs>
+          <w:tab w:val="num" w:pos="4320"/>
+        </w:tabs>
+        <w:ind w:left="4320" w:hanging="360"/>
+      </w:pPr>
+    </w:lvl>
+    <w:lvl w:ilvl="6" w:tentative="1">
+      <w:start w:val="1"/>
+      <w:numFmt w:val="decimal"/>
+      <w:lvlText w:val="%7."/>
+      <w:lvlJc w:val="left"/>
+      <w:pPr>
+        <w:tabs>
+          <w:tab w:val="num" w:pos="5040"/>
+        </w:tabs>
+        <w:ind w:left="5040" w:hanging="360"/>
+      </w:pPr>
+    </w:lvl>
+    <w:lvl w:ilvl="7" w:tentative="1">
+      <w:start w:val="1"/>
+      <w:numFmt w:val="decimal"/>
+      <w:lvlText w:val="%8."/>
+      <w:lvlJc w:val="left"/>
+      <w:pPr>
+        <w:tabs>
+          <w:tab w:val="num" w:pos="5760"/>
+        </w:tabs>
+        <w:ind w:left="5760" w:hanging="360"/>
+      </w:pPr>
+    </w:lvl>
+    <w:lvl w:ilvl="8" w:tentative="1">
+      <w:start w:val="1"/>
+      <w:numFmt w:val="decimal"/>
+      <w:lvlText w:val="%9."/>
+      <w:lvlJc w:val="left"/>
+      <w:pPr>
+        <w:tabs>
+          <w:tab w:val="num" w:pos="6480"/>
+        </w:tabs>
+        <w:ind w:left="6480" w:hanging="360"/>
+      </w:pPr>
+    </w:lvl>
+  </w:abstractNum>
+  <w:num w:numId="1" w16cid:durableId="221211013">
+    <w:abstractNumId w:val="0"/>
+  </w:num>
+  <w:num w:numId="2" w16cid:durableId="1934584999">
+    <w:abstractNumId w:val="1"/>
+  </w:num>
+</w:numbering>
 </file>
 
 <file path=word/styles.xml><?xml version="1.0" encoding="utf-8"?>
@@ -778,7 +1249,6 @@
   <w:style w:type="character" w:default="1" w:styleId="Fuentedeprrafopredeter">
     <w:name w:val="Default Paragraph Font"/>
     <w:uiPriority w:val="1"/>
-    <w:semiHidden/>
     <w:unhideWhenUsed/>
   </w:style>
   <w:style w:type="table" w:default="1" w:styleId="Tablanormal">
